--- a/eng/docx/06.content.docx
+++ b/eng/docx/06.content.docx
@@ -136,13 +136,6 @@
         <w:rPr>
           <w:lang w:val="en_US" w:bidi="en_US"/>
         </w:rPr>
-      </w:r>
-      <w:r>
-        <w:rPr>
-          <w:i/>
-          <w:lang w:val="en_US" w:bidi="en_US"/>
-        </w:rPr>
-        <w:t>Joshua 1:1–3, Joshua 1:5, Joshua 1:7, Joshua 1:8, Joshua 1:11, Joshua 1:13, Joshua 1:14, Joshua 1:16, Joshua 2:1, Joshua 2:4, Joshua 2:5, Joshua 2:9, Joshua 2:10, Joshua 2:12–13, Joshua 2:14, Joshua 2:18, Joshua 2:23–24, Joshua 3:3, Joshua 3:4, Joshua 3:5, Joshua 3:8, Joshua 3:13, Joshua 3:16, Joshua 3:17, Joshua 4:3, Joshua 4:7, Joshua 4:9, Joshua 4:13, Joshua 4:18, Joshua 4:20, Joshua 4:24, Joshua 5:1, Joshua 5:2, Joshua 5:6–7, Joshua 5:10, Joshua 5:12, Joshua 5:13, Joshua 5:14, Joshua 5:14 (#2), Joshua 5:15, Joshua 6:1, Joshua 6:3, Joshua 6:5, Joshua 6:5 (#2), Joshua 6:10, Joshua 6:17, Joshua 6:19, Joshua 6:21, Joshua 6:22, Joshua 6:26, Joshua 7:1, Joshua 7:3, Joshua 7:5, Joshua 7:6, Joshua 7:11, Joshua 7:13, Joshua 7:15, Joshua 7:21, Joshua 7:21 (#2), Joshua 7:24, Joshua 7:26, Joshua 8:1–2, Joshua 8:2, Joshua 8:3, Joshua 8:4, Joshua 8:8, Joshua 8:15–17, Joshua 8:18, Joshua 8:23, Joshua 8:26, Joshua 8:27, Joshua 8:29, Joshua 9:1–2, Joshua 9:3–4, Joshua 9:4–5, Joshua 9:6, Joshua 9:6 (#2), Joshua 9:14, Joshua 9:15, Joshua 9:16, Joshua 9:18–19, Joshua 9:21, Joshua 9:24, Joshua 9:26–27, Joshua 10:2, Joshua 10:3–4, Joshua 10:5, Joshua 10:6, Joshua 10:8, Joshua 10:11, Joshua 10:12, Joshua 10:16, Joshua 10:20, Joshua 10:26–27, Joshua 10:40, Joshua 10:42, Joshua 11:1–3, Joshua 11:4, Joshua 11:4–5, Joshua 11:6, Joshua 11:6 (#2), Joshua 11:10–11, Joshua 11:12–13, Joshua 11:14, Joshua 11:15, Joshua 11:19, Joshua 12:1, Joshua 12:6, Joshua 12:7, Joshua 12:24, Joshua 13:1, Joshua 13:6, Joshua 13:7, Joshua 13:8, Joshua 13:14, Joshua 13:14 (#2), Joshua 13:23, Joshua 14:4, Joshua 14:7, Joshua 14:9, Joshua 14:10, Joshua 14:12, Joshua 15:1, Joshua 15:5, Joshua 15:8, Joshua 15:12, Joshua 15:19, Joshua 15:63, Joshua 16:4, Joshua 16:10, Joshua 17:1, Joshua 17:1 (#2), Joshua 17:4, Joshua 17:4 (#2), Joshua 17:13, Joshua 17:14, Joshua 17:15, Joshua 18:2, Joshua 18:4, Joshua 18:4 (#2), Joshua 18:10, Joshua 18:11, Joshua 19:1, Joshua 19:9, Joshua 19:9 (#2), Joshua 19:10, Joshua 19:17, Joshua 19:24, Joshua 19:32, Joshua 19:38, Joshua 19:40, Joshua 19:50, Joshua 20:2, Joshua 20:3, Joshua 20:4, Joshua 20:6, Joshua 20:9, Joshua 21:1–2, Joshua 21:8, Joshua 21:19, Joshua 21:26, Joshua 21:33, Joshua 21:40, Joshua 21:41, Joshua 21:44, Joshua 22:1–3, Joshua 22:5, Joshua 22:8, Joshua 22:10–11, Joshua 22:12, Joshua 22:13–14, Joshua 22:16, Joshua 22:18, Joshua 22:26–27, Joshua 22:30, Joshua 22:33, Joshua 22:34, Joshua 23:1–2, Joshua 23:3, Joshua 23:7, Joshua 23:13, Joshua 23:14, Joshua 23:16, Joshua 24:1, Joshua 24:13, Joshua 24:15, Joshua 24:18, Joshua 24:19, Joshua 24:21, Joshua 24:26, Joshua 24:27, Joshua 24:29, Joshua 24:32</w:t>
       </w:r>
       <w:r>
         <w:rPr>

--- a/eng/docx/06.content.docx
+++ b/eng/docx/06.content.docx
@@ -123,19 +123,6 @@
           <w:lang w:val="en_US" w:bidi="en_US"/>
         </w:rPr>
         <w:t>JOS</w:t>
-      </w:r>
-      <w:r>
-        <w:rPr>
-          <w:lang w:val="en_US" w:bidi="en_US"/>
-        </w:rPr>
-      </w:r>
-    </w:p>
-    <w:p>
-      <w:pPr/>
-      <w:r>
-        <w:rPr>
-          <w:lang w:val="en_US" w:bidi="en_US"/>
-        </w:rPr>
       </w:r>
       <w:r>
         <w:rPr>

--- a/eng/docx/06.content.docx
+++ b/eng/docx/06.content.docx
@@ -19,7 +19,7 @@
         <w:rPr>
           <w:lang w:val="en_US" w:bidi="en_US"/>
         </w:rPr>
-        <w:t>Resource: Translation Questions (unfoldingWord)</w:t>
+        <w:t>Resource: unfoldingWord® Translation Questions</w:t>
       </w:r>
       <w:r>
         <w:rPr>
@@ -85,7 +85,7 @@
         <w:rPr>
           <w:lang w:val="en_US" w:bidi="en_US"/>
         </w:rPr>
-        <w:t>Translation Questions (unfoldingWord)</w:t>
+        <w:t>unfoldingWord® Translation Questions</w:t>
       </w:r>
     </w:p>
     <w:p>
